--- a/reports/tb_manuscript_v7_ijtld_edited_new.docx
+++ b/reports/tb_manuscript_v7_ijtld_edited_new.docx
@@ -19,59 +19,132 @@
       </w:r>
     </w:p>
     <w:p>
-      <w:r>
+      <w:pPr>
+        <w:pStyle w:val="NormalWeb"/>
         <w:rPr>
+          <w:rFonts w:asciiTheme="minorHAnsi" w:eastAsiaTheme="minorEastAsia" w:hAnsiTheme="minorHAnsi" w:cstheme="minorBidi"/>
+          <w:sz w:val="22"/>
+          <w:szCs w:val="22"/>
+          <w:lang w:val="en-US" w:eastAsia="en-US" w:bidi="ar-SA"/>
+        </w:rPr>
+      </w:pPr>
+      <w:r>
+        <w:rPr>
+          <w:rFonts w:asciiTheme="minorHAnsi" w:eastAsiaTheme="minorEastAsia" w:hAnsiTheme="minorHAnsi" w:cstheme="minorBidi"/>
           <w:b/>
           <w:bCs/>
+          <w:sz w:val="22"/>
+          <w:szCs w:val="22"/>
+          <w:lang w:val="en-US" w:eastAsia="en-US" w:bidi="ar-SA"/>
         </w:rPr>
         <w:t>Background:</w:t>
       </w:r>
       <w:r>
-        <w:t xml:space="preserve"> India has expanded TB case finding and digital surveillance, yet a sizable gap remains between incident tuberculosis (TB) and cases reported to the National Tuberculosis Elimination Programme (NTEP). Quantifying these "missed" cases at state level and clarifying the analytic framework are essential for aligning with the WHO End TB Strategy.  </w:t>
+        <w:rPr>
+          <w:rFonts w:asciiTheme="minorHAnsi" w:eastAsiaTheme="minorEastAsia" w:hAnsiTheme="minorHAnsi" w:cstheme="minorBidi"/>
+          <w:sz w:val="22"/>
+          <w:szCs w:val="22"/>
+          <w:lang w:val="en-US" w:eastAsia="en-US" w:bidi="ar-SA"/>
+        </w:rPr>
+        <w:t xml:space="preserve"> India has expanded TB case finding and digital surveillance, yet a substantial gap persists between incident tuberculosis (TB) and cases reported to the National Tuberculosis Elimination Programme (NTEP). Estimating these “missed” cases at state level and clarifying the analytic framework are essential for alignment with the WHO End TB Strategy.</w:t>
       </w:r>
     </w:p>
     <w:p>
-      <w:r>
+      <w:pPr>
+        <w:pStyle w:val="NormalWeb"/>
         <w:rPr>
+          <w:rFonts w:asciiTheme="minorHAnsi" w:eastAsiaTheme="minorEastAsia" w:hAnsiTheme="minorHAnsi" w:cstheme="minorBidi"/>
+          <w:sz w:val="22"/>
+          <w:szCs w:val="22"/>
+          <w:lang w:val="en-US" w:eastAsia="en-US" w:bidi="ar-SA"/>
+        </w:rPr>
+      </w:pPr>
+      <w:r>
+        <w:rPr>
+          <w:rFonts w:asciiTheme="minorHAnsi" w:eastAsiaTheme="minorEastAsia" w:hAnsiTheme="minorHAnsi" w:cstheme="minorBidi"/>
           <w:b/>
           <w:bCs/>
+          <w:sz w:val="22"/>
+          <w:szCs w:val="22"/>
+          <w:lang w:val="en-US" w:eastAsia="en-US" w:bidi="ar-SA"/>
         </w:rPr>
         <w:t>Methods:</w:t>
       </w:r>
       <w:r>
-        <w:t xml:space="preserve"> We combine the 2024 WHO TB dataset (incidence, mortality, national notifications), Ni-kshay state exports (2020–2023 plus January–October 2024), India TB Report cascade indicators, and NFHS-5 risk factors. State notifications are scaled to match WHO national totals; detection probabilities are modelled using logistic functions of system-strength and risk composite scores. We detail the construction of these composites, the calibration process, and reproducibility checks. Outputs include state incidence, detection, missed cases, and scenario gaps for 80%, 90%, and 95% detection, supported by figures and tables.  </w:t>
+        <w:rPr>
+          <w:rFonts w:asciiTheme="minorHAnsi" w:eastAsiaTheme="minorEastAsia" w:hAnsiTheme="minorHAnsi" w:cstheme="minorBidi"/>
+          <w:sz w:val="22"/>
+          <w:szCs w:val="22"/>
+          <w:lang w:val="en-US" w:eastAsia="en-US" w:bidi="ar-SA"/>
+        </w:rPr>
+        <w:t xml:space="preserve"> We integrate the 2024 WHO TB dataset (incidence, mortality, national notifications), Ni-kshay state exports (2020–2023; Jan–Oct 2024), India TB Report cascade indicators, and NFHS-5 risk factors. State notifications are scaled to WHO national totals. Detection probabilities are modelled using logistic functions of system-strength and risk composite scores. We detail composite construction, calibration, and reproducibility checks. Outputs include state incidence, detection, missed cases, and gaps under 80%, 90%, and 95% detection scenarios.</w:t>
       </w:r>
     </w:p>
     <w:p>
-      <w:r>
+      <w:pPr>
+        <w:pStyle w:val="NormalWeb"/>
         <w:rPr>
+          <w:rFonts w:asciiTheme="minorHAnsi" w:eastAsiaTheme="minorEastAsia" w:hAnsiTheme="minorHAnsi" w:cstheme="minorBidi"/>
+          <w:sz w:val="22"/>
+          <w:szCs w:val="22"/>
+          <w:lang w:val="en-US" w:eastAsia="en-US" w:bidi="ar-SA"/>
+        </w:rPr>
+      </w:pPr>
+      <w:r>
+        <w:rPr>
+          <w:rFonts w:asciiTheme="minorHAnsi" w:eastAsiaTheme="minorEastAsia" w:hAnsiTheme="minorHAnsi" w:cstheme="minorBidi"/>
           <w:b/>
           <w:bCs/>
+          <w:sz w:val="22"/>
+          <w:szCs w:val="22"/>
+          <w:lang w:val="en-US" w:eastAsia="en-US" w:bidi="ar-SA"/>
         </w:rPr>
         <w:t>Results:</w:t>
       </w:r>
       <w:r>
-        <w:t xml:space="preserve"> National detection improved from 58.8% in 2020 to 86.3% in 2023, with preliminary 2024 data indicating 92% detection, shrinking missed cases from ~1.14 million to 0.38 million. Bihar (57% detection), Uttar Pradesh (85%), and Madhya Pradesh (75%) account for more than half of the residual gap. Achieving 90% detection nationally requires ~182,000 additional notifications annually, 73% of which must come from Bihar and Madhya Pradesh.  </w:t>
+        <w:rPr>
+          <w:rFonts w:asciiTheme="minorHAnsi" w:eastAsiaTheme="minorEastAsia" w:hAnsiTheme="minorHAnsi" w:cstheme="minorBidi"/>
+          <w:sz w:val="22"/>
+          <w:szCs w:val="22"/>
+          <w:lang w:val="en-US" w:eastAsia="en-US" w:bidi="ar-SA"/>
+        </w:rPr>
+        <w:t xml:space="preserve"> National detection rose from 58.8% in 2020 to 86.3% in 2023, with preliminary 2024 data indicating 92% detection, reducing missed cases from ~1.14 million to 0.38 million. Bihar (57%), Uttar Pradesh (85%), and Madhya Pradesh (75%) contribute over half of the remaining gap. Achieving 90% detection requires ~182,000 additional annual notifications, 73% from Bihar and Madhya Pradesh.</w:t>
       </w:r>
     </w:p>
     <w:p>
-      <w:r>
+      <w:pPr>
+        <w:pStyle w:val="NormalWeb"/>
         <w:rPr>
+          <w:rFonts w:asciiTheme="minorHAnsi" w:eastAsiaTheme="minorEastAsia" w:hAnsiTheme="minorHAnsi" w:cstheme="minorBidi"/>
+          <w:sz w:val="22"/>
+          <w:szCs w:val="22"/>
+          <w:lang w:val="en-US" w:eastAsia="en-US" w:bidi="ar-SA"/>
+        </w:rPr>
+      </w:pPr>
+      <w:r>
+        <w:rPr>
+          <w:rFonts w:asciiTheme="minorHAnsi" w:eastAsiaTheme="minorEastAsia" w:hAnsiTheme="minorHAnsi" w:cstheme="minorBidi"/>
           <w:b/>
           <w:bCs/>
+          <w:sz w:val="22"/>
+          <w:szCs w:val="22"/>
+          <w:lang w:val="en-US" w:eastAsia="en-US" w:bidi="ar-SA"/>
         </w:rPr>
         <w:t>Conclusions:</w:t>
       </w:r>
       <w:r>
-        <w:t xml:space="preserve"> Cascade-derived system metrics and NFHS-5 risk indicators explain most detection heterogeneity. Strengthening comorbidity screening, private-sector engagement, and social protection in high-gap states offers clear, reproducible pathways to "finding all the missing" TB cases.</w:t>
+        <w:rPr>
+          <w:rFonts w:asciiTheme="minorHAnsi" w:eastAsiaTheme="minorEastAsia" w:hAnsiTheme="minorHAnsi" w:cstheme="minorBidi"/>
+          <w:sz w:val="22"/>
+          <w:szCs w:val="22"/>
+          <w:lang w:val="en-US" w:eastAsia="en-US" w:bidi="ar-SA"/>
+        </w:rPr>
+        <w:t xml:space="preserve"> Cascade-based system metrics and NFHS-5 risk indicators explain most detection heterogeneity. Strengthening comorbidity screening, private-sector engagement, and social protection in high-gap states offers reproducible pathways to “finding all the missing” TB cases.</w:t>
       </w:r>
     </w:p>
     <w:p>
       <w:r>
-        <w:t>Keywords:</w:t>
-      </w:r>
-      <w:r>
-        <w:t xml:space="preserve"> Tuberculosis, India, Ni-kshay, missed cases, NFHS-5, detection probability, subnational modeling.</w:t>
+        <w:t xml:space="preserve">Keywords: Tuberculosis, India, Ni-kshay, missed cases, NFHS-5, detection probability, subnational modeling. </w:t>
       </w:r>
     </w:p>
     <w:p>
@@ -90,7 +163,19 @@
         <w:t>modernized</w:t>
       </w:r>
       <w:r>
-        <w:t xml:space="preserve">, yet WHO still estimates ~2.76 million incident TB cases in 2023 compared with 2.55 million notifications, underscoring the persistent burden of missed TB cases [1]. Missed cases fuel ongoing transmission, prolong morbidity, and reflect inequities in access to diagnosis and reporting. A reproducible framework that integrates WHO incidence, Ni-kshay notifications, cascade indicators, and socio-demographic risk factors is critical for state-level planning. </w:t>
+        <w:t>, yet WHO still estimates ~2.76 million incident TB cases in 2023 compared with 2.55 million notifications, underscoring the persistent burden of missed TB cases</w:t>
+      </w:r>
+      <w:r>
+        <w:t>.</w:t>
+      </w:r>
+      <w:r>
+        <w:rPr>
+          <w:vertAlign w:val="superscript"/>
+        </w:rPr>
+        <w:t>1</w:t>
+      </w:r>
+      <w:r>
+        <w:t xml:space="preserve"> Missed cases fuel ongoing transmission, prolong morbidity, and reflect inequities in access to diagnosis and reporting. A reproducible framework that integrates WHO incidence, Ni-kshay notifications, cascade indicators, and socio-demographic risk factors is critical for state-level planning. </w:t>
       </w:r>
       <w:r>
         <w:t>Our</w:t>
@@ -121,54 +206,190 @@
       </w:r>
       <w:r>
         <w:t>and ties results back to actionable policy priorities.</w:t>
-      </w:r>
-    </w:p>
-    <w:p/>
-    <w:p>
-      <w:r>
-        <w:t>Globally, TB remains a leading infectious disease killer, with an estimated 10.6 million new cases and 1.3 million deaths in 2022 [1]. The WHO End TB Strategy aims to reduce incidence by 80% and mortality by 90% by 2030, but progress has been uneven. High-burden countries like India, Indonesia, and Nigeria account for over 60% of the global burden, with socioeconomic factors such as poverty, malnutrition, and inadequate healthcare access exacerbating transmission [1]. In India, TB disproportionately affects vulnerable populations, including those in rural areas, urban slums, and marginalized communities, where comorbidities like diabetes and HIV amplify risk [2].</w:t>
       </w:r>
     </w:p>
     <w:p>
       <w:r>
-        <w:t>In our study, we plan to synthesize necessary evidence by incorporating the latest WHO data, including preliminary 2024 detection rates, and expand the discussion on socioeconomic determinants drawn from NFHS-5. By providing a transparent, data-driven assessment, we aim to inform targeted interventions that address both health-system gaps and upstream social determinants.</w:t>
+        <w:t>Globally, TB remains a leading infectious disease killer, with an estimated 10.6 million new cases and 1.3 million deaths in 2022</w:t>
+      </w:r>
+      <w:r>
+        <w:t>.</w:t>
+      </w:r>
+      <w:r>
+        <w:rPr>
+          <w:vertAlign w:val="superscript"/>
+        </w:rPr>
+        <w:t xml:space="preserve"> </w:t>
+      </w:r>
+      <w:r>
+        <w:rPr>
+          <w:vertAlign w:val="superscript"/>
+        </w:rPr>
+        <w:t>1</w:t>
+      </w:r>
+      <w:r>
+        <w:t xml:space="preserve"> </w:t>
+      </w:r>
+      <w:r>
+        <w:rPr>
+          <w:vertAlign w:val="superscript"/>
+        </w:rPr>
+        <w:t xml:space="preserve"> </w:t>
+      </w:r>
+      <w:r>
+        <w:t xml:space="preserve"> WHO End TB Strategy aims to reduce incidence by </w:t>
+      </w:r>
+      <w:r>
+        <w:lastRenderedPageBreak/>
+        <w:t>80% and mortality by 90% by 2030, but progress has been uneven. High-burden countries like India, Indonesia, and Nigeria account for over 60% of the global burden, with socioeconomic factors such as poverty, malnutrition, and inadequate healthcare access exacerbating transmission.</w:t>
+      </w:r>
+      <w:r>
+        <w:rPr>
+          <w:vertAlign w:val="superscript"/>
+        </w:rPr>
+        <w:t xml:space="preserve"> </w:t>
+      </w:r>
+      <w:r>
+        <w:rPr>
+          <w:vertAlign w:val="superscript"/>
+        </w:rPr>
+        <w:t>1</w:t>
+      </w:r>
+      <w:r>
+        <w:t xml:space="preserve"> In India, TB disproportionately affects vulnerable populations, including those in rural areas, urban slums, and marginalized communities, where comorbidities like diabetes and HIV amplify risk</w:t>
+      </w:r>
+      <w:r>
+        <w:t>.</w:t>
+      </w:r>
+      <w:r>
+        <w:rPr>
+          <w:vertAlign w:val="superscript"/>
+        </w:rPr>
+        <w:t xml:space="preserve"> </w:t>
+      </w:r>
+      <w:r>
+        <w:rPr>
+          <w:vertAlign w:val="superscript"/>
+        </w:rPr>
+        <w:t>2</w:t>
       </w:r>
     </w:p>
     <w:p>
-      <w:pPr>
-        <w:pStyle w:val="Heading2"/>
-      </w:pPr>
-      <w:r>
-        <w:t>2. Global TB Epidemiology</w:t>
+      <w:r>
+        <w:t>In our study, we plan to synthesize necessary evidence by incorporating the latest WHO data, including preliminary 2024 detection rates, and expand the discussion on socioeconomic determinants drawn from NFHS-5. By providing a transparent, data-driven assessment, we aim to inform targeted interventions that address both health-system gaps and upstream social determinants.</w:t>
       </w:r>
     </w:p>
     <w:p>
-      <w:r>
-        <w:t xml:space="preserve">TB epidemiology varies widely across regions, with the highest burdens in low- and middle-income countries. According to WHO 2024 data, global TB incidence has declined slowly from 283 per 100,000 in 2005 to 197 per 100,000 in </w:t>
-      </w:r>
-      <w:r>
-        <w:t>2023 but</w:t>
-      </w:r>
-      <w:r>
-        <w:t xml:space="preserve"> remains far from the 2030 target of less than 10 per 100,000 [1]. Mortality rates have also decreased, from 401 per 100,000 in 1989 to 197 per 100,000 in 2023, though the COVID-19 pandemic caused temporary setbacks [1].</w:t>
+      <w:pPr>
+        <w:pStyle w:val="Heading2"/>
+      </w:pPr>
+      <w:r>
+        <w:t>2. Global TB Epidemiology</w:t>
       </w:r>
     </w:p>
     <w:p>
       <w:r>
-        <w:t xml:space="preserve">Detection rates have improved globally, rising from 32% in 2000 to 78% in 2024, reflecting expanded diagnostic efforts and digital tools [1]. However, disparities </w:t>
-      </w:r>
-      <w:proofErr w:type="gramStart"/>
-      <w:r>
-        <w:t>persist:</w:t>
-      </w:r>
-      <w:proofErr w:type="gramEnd"/>
-      <w:r>
-        <w:t xml:space="preserve"> high-income countries achieve near-universal detection, while low-income regions struggle with under-reporting due to weak surveillance systems. In South-East Asia, where India is located, incidence remains high at around 220 per 100,000 in recent years, driven by population density, migration, and comorbidities [1].</w:t>
+        <w:t xml:space="preserve">TB epidemiology varies widely across regions, with the highest burdens in low- and middle-income countries. According to WHO 2024 data, global TB incidence has declined slowly from 283 per 100,000 in 2005 to 197 per 100,000 in </w:t>
+      </w:r>
+      <w:r>
+        <w:t>2023 but</w:t>
+      </w:r>
+      <w:r>
+        <w:t xml:space="preserve"> remains far from the 2030 target of less than 10 per 100,000.</w:t>
+      </w:r>
+      <w:r>
+        <w:rPr>
+          <w:vertAlign w:val="superscript"/>
+        </w:rPr>
+        <w:t xml:space="preserve"> </w:t>
+      </w:r>
+      <w:r>
+        <w:rPr>
+          <w:vertAlign w:val="superscript"/>
+        </w:rPr>
+        <w:t>1</w:t>
+      </w:r>
+      <w:r>
+        <w:t xml:space="preserve"> Mortality rates have also decreased, from 401 per 100,000 in 1989 to 197 per 100,000 in 2023, though the COVID-19 pandemic caused temporary setbacks</w:t>
+      </w:r>
+      <w:r>
+        <w:t>.</w:t>
+      </w:r>
+      <w:r>
+        <w:rPr>
+          <w:vertAlign w:val="superscript"/>
+        </w:rPr>
+        <w:t xml:space="preserve"> </w:t>
+      </w:r>
+      <w:r>
+        <w:rPr>
+          <w:vertAlign w:val="superscript"/>
+        </w:rPr>
+        <w:t>1</w:t>
       </w:r>
     </w:p>
     <w:p>
       <w:r>
-        <w:t>India's TB burden is disproportionately large, contributing about 27% of global cases despite having 18% of the world's population [1]. This highlights the need for intensified efforts in high-burden settings, where socioeconomic factors intersect with health-system weaknesses to perpetuate transmission cycles.</w:t>
+        <w:t>Detection rates have improved globally, rising from 32% in 2000 to 78% in 2024, reflecting expanded diagnostic efforts and digital tools</w:t>
+      </w:r>
+      <w:r>
+        <w:t>.</w:t>
+      </w:r>
+      <w:r>
+        <w:rPr>
+          <w:vertAlign w:val="superscript"/>
+        </w:rPr>
+        <w:t xml:space="preserve"> </w:t>
+      </w:r>
+      <w:r>
+        <w:rPr>
+          <w:vertAlign w:val="superscript"/>
+        </w:rPr>
+        <w:t>1</w:t>
+      </w:r>
+      <w:r>
+        <w:t xml:space="preserve"> </w:t>
+      </w:r>
+      <w:r>
+        <w:t>However, disparities persist: high-income countries achieve near-universal detection, while low-income regions struggle with under-reporting due to weak surveillance systems. In South-East Asia, where India is located, incidence remains high at around 220 per 100,000 in recent years, driven by population density, migration, and comorbidities</w:t>
+      </w:r>
+      <w:r>
+        <w:t>.</w:t>
+      </w:r>
+      <w:r>
+        <w:rPr>
+          <w:vertAlign w:val="superscript"/>
+        </w:rPr>
+        <w:t xml:space="preserve"> </w:t>
+      </w:r>
+      <w:r>
+        <w:rPr>
+          <w:vertAlign w:val="superscript"/>
+        </w:rPr>
+        <w:t>1</w:t>
+      </w:r>
+    </w:p>
+    <w:p>
+      <w:r>
+        <w:t>India's TB burden is disproportionately large, contributing about 27% of global cases despite having 18% of the world's population</w:t>
+      </w:r>
+      <w:r>
+        <w:t>.</w:t>
+      </w:r>
+      <w:r>
+        <w:rPr>
+          <w:vertAlign w:val="superscript"/>
+        </w:rPr>
+        <w:t xml:space="preserve"> </w:t>
+      </w:r>
+      <w:r>
+        <w:rPr>
+          <w:vertAlign w:val="superscript"/>
+        </w:rPr>
+        <w:t>1</w:t>
+      </w:r>
+      <w:r>
+        <w:t xml:space="preserve"> This highlights the need for intensified efforts in high-burden settings, where socioeconomic factors intersect with health-system weaknesses to perpetuate transmission cycles.</w:t>
       </w:r>
     </w:p>
     <w:p>
@@ -217,7 +438,6 @@
               <w:spacing w:after="0"/>
             </w:pPr>
             <w:r>
-              <w:lastRenderedPageBreak/>
               <w:t>Year</w:t>
             </w:r>
           </w:p>
@@ -285,6 +505,7 @@
           </w:tcPr>
           <w:p>
             <w:r>
+              <w:lastRenderedPageBreak/>
               <w:t>2014</w:t>
             </w:r>
           </w:p>
@@ -869,7 +1090,19 @@
         <w:pStyle w:val="ListBullet"/>
       </w:pPr>
       <w:r>
-        <w:t>WHO TB dataset (2024 release): Incidence, mortality, population, and national notification totals [1].</w:t>
+        <w:t>India TB Report 2024 cascade annex: State-level diabetes, tobacco, and alcohol cascade indicators, capturing health-system readiness.</w:t>
+      </w:r>
+      <w:r>
+        <w:rPr>
+          <w:vertAlign w:val="superscript"/>
+        </w:rPr>
+        <w:t xml:space="preserve"> </w:t>
+      </w:r>
+      <w:r>
+        <w:rPr>
+          <w:vertAlign w:val="superscript"/>
+        </w:rPr>
+        <w:t>2,3</w:t>
       </w:r>
     </w:p>
     <w:p>
@@ -877,19 +1110,28 @@
         <w:pStyle w:val="ListBullet"/>
       </w:pPr>
       <w:r>
-        <w:t>Ni-kshay /</w:t>
-      </w:r>
-      <w:r>
-        <w:t xml:space="preserve"> Open Government Data (OGD) platform</w:t>
-      </w:r>
-      <w:r>
+        <w:t>WHO TB dataset (2024 release): Incidence, mortality, population, and national notification totals</w:t>
+      </w:r>
+      <w:r>
+        <w:t>.</w:t>
+      </w:r>
+      <w:r>
+        <w:rPr>
+          <w:vertAlign w:val="superscript"/>
+        </w:rPr>
         <w:t xml:space="preserve"> </w:t>
       </w:r>
       <w:r>
-        <w:t>(data.gov.in)</w:t>
-      </w:r>
-      <w:r>
-        <w:t>: State notifications (2020–2023), age distributions, Jan–Oct 2024 counts, treatment outcomes [5].</w:t>
+        <w:rPr>
+          <w:vertAlign w:val="superscript"/>
+        </w:rPr>
+        <w:t>1</w:t>
+      </w:r>
+      <w:r>
+        <w:rPr>
+          <w:vertAlign w:val="superscript"/>
+        </w:rPr>
+        <w:t>,4</w:t>
       </w:r>
     </w:p>
     <w:p>
@@ -897,7 +1139,34 @@
         <w:pStyle w:val="ListBullet"/>
       </w:pPr>
       <w:r>
-        <w:t>India TB Report 2024 cascade annex: State-level diabetes, tobacco, and alcohol cascade indicators, capturing health-system readiness [2,3].</w:t>
+        <w:t>Ni-kshay /</w:t>
+      </w:r>
+      <w:r>
+        <w:t xml:space="preserve"> Open Government Data (OGD) platform</w:t>
+      </w:r>
+      <w:r>
+        <w:t xml:space="preserve"> </w:t>
+      </w:r>
+      <w:r>
+        <w:t>(data.gov.in)</w:t>
+      </w:r>
+      <w:r>
+        <w:t>: State notifications (2020–2023), age distributions, Jan–Oct 2024 counts, treatment outcomes</w:t>
+      </w:r>
+      <w:r>
+        <w:t>.</w:t>
+      </w:r>
+      <w:r>
+        <w:rPr>
+          <w:vertAlign w:val="superscript"/>
+        </w:rPr>
+        <w:t xml:space="preserve"> </w:t>
+      </w:r>
+      <w:r>
+        <w:rPr>
+          <w:vertAlign w:val="superscript"/>
+        </w:rPr>
+        <w:t>5</w:t>
       </w:r>
     </w:p>
     <w:p>
@@ -905,7 +1174,22 @@
         <w:pStyle w:val="ListBullet"/>
       </w:pPr>
       <w:r>
-        <w:t>NFHS-5 (2019–2021): Risk factors—stunting, underweight, wasting, anemia, tobacco/alcohol use, sanitation, and clean fuel usage [6].</w:t>
+        <w:t>NFHS-5 (2019–2021): Risk factors—stunting, underweight, wasting, anemia, tobacco/alcohol use, sanitation, and clean fuel usage</w:t>
+      </w:r>
+      <w:r>
+        <w:t>.</w:t>
+      </w:r>
+      <w:r>
+        <w:rPr>
+          <w:vertAlign w:val="superscript"/>
+        </w:rPr>
+        <w:t xml:space="preserve"> </w:t>
+      </w:r>
+      <w:r>
+        <w:rPr>
+          <w:vertAlign w:val="superscript"/>
+        </w:rPr>
+        <w:t>6</w:t>
       </w:r>
     </w:p>
     <w:p>
@@ -913,7 +1197,28 @@
         <w:pStyle w:val="ListBullet"/>
       </w:pPr>
       <w:r>
-        <w:t>Supplementary WHO/IHME annexes: Drug-resistant burden, treatment outcomes, age-sex incidence for contextual validation [18].</w:t>
+        <w:t>Supplementary WHO/IHME annexes: Drug-resistant burden, treatment outcomes, age-sex incidence for contextual validation</w:t>
+      </w:r>
+      <w:r>
+        <w:t>.</w:t>
+      </w:r>
+      <w:r>
+        <w:rPr>
+          <w:vertAlign w:val="superscript"/>
+        </w:rPr>
+        <w:t xml:space="preserve"> </w:t>
+      </w:r>
+      <w:r>
+        <w:rPr>
+          <w:vertAlign w:val="superscript"/>
+        </w:rPr>
+        <w:t>1</w:t>
+      </w:r>
+      <w:r>
+        <w:rPr>
+          <w:vertAlign w:val="superscript"/>
+        </w:rPr>
+        <w:t>8</w:t>
       </w:r>
     </w:p>
     <w:p>
@@ -1119,6 +1424,9 @@
             <m:t>.</m:t>
           </m:r>
           <m:r>
+            <m:rPr>
+              <m:sty m:val="p"/>
+            </m:rPr>
             <w:rPr>
               <w:rFonts w:ascii="Cambria Math" w:eastAsia="Times New Roman" w:hAnsi="Cambria Math" w:cs="Times New Roman"/>
               <w:sz w:val="24"/>
@@ -1191,6 +1499,9 @@
             </m:e>
             <m:sub>
               <m:r>
+                <m:rPr>
+                  <m:sty m:val="bi"/>
+                </m:rPr>
                 <w:rPr>
                   <w:rFonts w:ascii="Cambria Math" w:eastAsia="Times New Roman" w:hAnsi="Cambria Math" w:cs="Times New Roman"/>
                   <w:color w:val="auto"/>
@@ -1203,6 +1514,9 @@
             </m:sub>
           </m:sSub>
           <m:r>
+            <m:rPr>
+              <m:sty m:val="bi"/>
+            </m:rPr>
             <w:rPr>
               <w:rFonts w:ascii="Cambria Math" w:eastAsia="Times New Roman" w:hAnsi="Cambria Math" w:cs="Times New Roman"/>
               <w:color w:val="auto"/>
@@ -1243,6 +1557,9 @@
                 <m:t>SystemStrength</m:t>
               </m:r>
               <m:r>
+                <m:rPr>
+                  <m:sty m:val="bi"/>
+                </m:rPr>
                 <w:rPr>
                   <w:rFonts w:ascii="Cambria Math" w:eastAsia="Times New Roman" w:hAnsi="Cambria Math" w:cs="Times New Roman"/>
                   <w:color w:val="auto"/>
@@ -1268,6 +1585,9 @@
                 <m:t>mean</m:t>
               </m:r>
               <m:r>
+                <m:rPr>
+                  <m:sty m:val="bi"/>
+                </m:rPr>
                 <w:rPr>
                   <w:rFonts w:ascii="Cambria Math" w:eastAsia="Times New Roman" w:hAnsi="Cambria Math" w:cs="Times New Roman"/>
                   <w:color w:val="auto"/>
@@ -1293,6 +1613,9 @@
                 <m:t>SystemStrength</m:t>
               </m:r>
               <m:r>
+                <m:rPr>
+                  <m:sty m:val="bi"/>
+                </m:rPr>
                 <w:rPr>
                   <w:rFonts w:ascii="Cambria Math" w:eastAsia="Times New Roman" w:hAnsi="Cambria Math" w:cs="Times New Roman"/>
                   <w:color w:val="auto"/>
@@ -1320,6 +1643,9 @@
                 <m:t>std</m:t>
               </m:r>
               <m:r>
+                <m:rPr>
+                  <m:sty m:val="bi"/>
+                </m:rPr>
                 <w:rPr>
                   <w:rFonts w:ascii="Cambria Math" w:eastAsia="Times New Roman" w:hAnsi="Cambria Math" w:cs="Times New Roman"/>
                   <w:color w:val="auto"/>
@@ -1345,6 +1671,9 @@
                 <m:t>SystemStrength</m:t>
               </m:r>
               <m:r>
+                <m:rPr>
+                  <m:sty m:val="bi"/>
+                </m:rPr>
                 <w:rPr>
                   <w:rFonts w:ascii="Cambria Math" w:eastAsia="Times New Roman" w:hAnsi="Cambria Math" w:cs="Times New Roman"/>
                   <w:color w:val="auto"/>
@@ -1358,7 +1687,7 @@
           </m:f>
           <m:r>
             <m:rPr>
-              <m:sty m:val="p"/>
+              <m:sty m:val="b"/>
             </m:rPr>
             <w:rPr>
               <w:rFonts w:ascii="Cambria Math" w:eastAsia="Times New Roman" w:hAnsi="Cambria Math" w:cs="Times New Roman"/>
@@ -1370,10 +1699,11 @@
             <m:t>.</m:t>
           </m:r>
           <m:r>
+            <m:rPr>
+              <m:sty m:val="p"/>
+            </m:rPr>
             <w:rPr>
               <w:rFonts w:ascii="Cambria Math" w:eastAsia="Times New Roman" w:hAnsi="Cambria Math" w:cs="Times New Roman"/>
-              <w:b w:val="0"/>
-              <w:bCs w:val="0"/>
               <w:color w:val="auto"/>
               <w:sz w:val="24"/>
               <w:szCs w:val="24"/>
@@ -1909,6 +2239,9 @@
             <m:t>.</m:t>
           </m:r>
           <m:r>
+            <m:rPr>
+              <m:sty m:val="p"/>
+            </m:rPr>
             <w:rPr>
               <w:rFonts w:ascii="Cambria Math" w:eastAsia="Times New Roman" w:hAnsi="Cambria Math" w:cs="Times New Roman"/>
               <w:sz w:val="24"/>
@@ -2132,6 +2465,9 @@
             <m:t>.</m:t>
           </m:r>
           <m:r>
+            <m:rPr>
+              <m:sty m:val="p"/>
+            </m:rPr>
             <w:rPr>
               <w:rFonts w:ascii="Cambria Math" w:eastAsia="Times New Roman" w:hAnsi="Cambria Math" w:cs="Times New Roman"/>
               <w:sz w:val="24"/>
@@ -2356,6 +2692,9 @@
             <m:t>.</m:t>
           </m:r>
           <m:r>
+            <m:rPr>
+              <m:sty m:val="p"/>
+            </m:rPr>
             <w:rPr>
               <w:lang w:val="en-IN"/>
             </w:rPr>
@@ -2530,6 +2869,9 @@
             <m:t>.</m:t>
           </m:r>
           <m:r>
+            <m:rPr>
+              <m:sty m:val="p"/>
+            </m:rPr>
             <w:rPr>
               <w:lang w:val="en-IN"/>
             </w:rPr>
@@ -2701,7 +3043,6 @@
           </m:r>
           <m:r>
             <w:rPr>
-              <w:i/>
               <w:lang w:val="en-IN"/>
             </w:rPr>
             <w:br/>
@@ -2833,6 +3174,9 @@
             <m:t>.</m:t>
           </m:r>
           <m:r>
+            <m:rPr>
+              <m:sty m:val="p"/>
+            </m:rPr>
             <w:rPr>
               <w:lang w:val="en-IN"/>
             </w:rPr>
@@ -2888,7 +3232,31 @@
         <w:rPr>
           <w:lang w:val="en-IN"/>
         </w:rPr>
-        <w:t>is solved iteratively each year. This transparent approach mirrors the format used in our validation notes and allows straightforward reproduction or Bayesian extension (script 04) should state-level incidence priors become available [13,17].</w:t>
+        <w:t>is solved iteratively each year. This transparent approach mirrors the format used in our validation notes and allows straightforward reproduction or Bayesian extension (script 04) should state-level incidence priors become available</w:t>
+      </w:r>
+      <w:r>
+        <w:rPr>
+          <w:lang w:val="en-IN"/>
+        </w:rPr>
+        <w:t>.</w:t>
+      </w:r>
+      <w:r>
+        <w:rPr>
+          <w:vertAlign w:val="superscript"/>
+        </w:rPr>
+        <w:t xml:space="preserve"> </w:t>
+      </w:r>
+      <w:r>
+        <w:rPr>
+          <w:vertAlign w:val="superscript"/>
+        </w:rPr>
+        <w:t>1</w:t>
+      </w:r>
+      <w:r>
+        <w:rPr>
+          <w:vertAlign w:val="superscript"/>
+        </w:rPr>
+        <w:t>3,17</w:t>
       </w:r>
     </w:p>
     <w:p>
@@ -3135,6 +3503,9 @@
             <m:t>.</m:t>
           </m:r>
           <m:r>
+            <m:rPr>
+              <m:sty m:val="p"/>
+            </m:rPr>
             <w:rPr>
               <w:lang w:val="en-IN"/>
             </w:rPr>
@@ -4159,21 +4530,116 @@
     </w:p>
     <w:p>
       <w:r>
-        <w:t>TB is not merely a medical condition but a social disease, deeply intertwined with poverty, malnutrition, and healthcare inequities. NFHS-5 data reveal stark disparities: states with high TB burden, such as Bihar and Uttar Pradesh, also exhibit elevated rates of stunting (over 30%), underweight (20-25%), and anemia (50-60%) among children and adults [6]. These nutritional deficiencies weaken immune responses, increasing susceptibility to TB infection and progression to active disease [7].</w:t>
+        <w:t xml:space="preserve">TB is not merely a medical condition but a social disease, deeply intertwined with poverty, malnutrition, and healthcare inequities. NFHS-5 data </w:t>
+      </w:r>
+      <w:r>
+        <w:t>reveals</w:t>
+      </w:r>
+      <w:r>
+        <w:t xml:space="preserve"> stark disparities: states with high TB burden, such as Bihar and Uttar Pradesh, also exhibit elevated rates of stunting (over 30%), underweight (20-25%), and anemia (50-60%) among children and adults</w:t>
+      </w:r>
+      <w:r>
+        <w:t>.</w:t>
+      </w:r>
+      <w:r>
+        <w:rPr>
+          <w:vertAlign w:val="superscript"/>
+        </w:rPr>
+        <w:t xml:space="preserve"> </w:t>
+      </w:r>
+      <w:r>
+        <w:rPr>
+          <w:vertAlign w:val="superscript"/>
+        </w:rPr>
+        <w:t>6</w:t>
+      </w:r>
+      <w:r>
+        <w:t xml:space="preserve"> These nutritional deficiencies weaken immune responses, </w:t>
+      </w:r>
+      <w:proofErr w:type="gramStart"/>
+      <w:r>
+        <w:t>increasing</w:t>
+      </w:r>
+      <w:proofErr w:type="gramEnd"/>
+      <w:r>
+        <w:t xml:space="preserve"> susceptibility to TB infection and progression to active disease</w:t>
+      </w:r>
+      <w:r>
+        <w:t>.</w:t>
+      </w:r>
+      <w:r>
+        <w:rPr>
+          <w:vertAlign w:val="superscript"/>
+        </w:rPr>
+        <w:t>7</w:t>
       </w:r>
     </w:p>
     <w:p>
       <w:r>
-        <w:t xml:space="preserve">Poverty amplifies risk through overcrowded living conditions, poor ventilation, and limited access to clean water and sanitation. NFHS-5 shows that households in the lowest wealth quintile are 2-3 times more likely to lack improved sanitation and clean cooking fuels, factors that correlate with higher TB incidence [6,8]. Tobacco and alcohol use, prevalent in </w:t>
+        <w:t>Poverty amplifies risk through overcrowded living conditions, poor ventilation, and limited access to clean water and sanitation. NFHS-5 shows that households in the lowest wealth quintile are 2-3 times more likely to lack improved sanitation and clean cooking fuels, factors that correlate with higher TB incidence.</w:t>
+      </w:r>
+      <w:r>
+        <w:rPr>
+          <w:vertAlign w:val="superscript"/>
+        </w:rPr>
+        <w:t xml:space="preserve"> </w:t>
+      </w:r>
+      <w:r>
+        <w:rPr>
+          <w:vertAlign w:val="superscript"/>
+        </w:rPr>
+        <w:t>6, 8</w:t>
+      </w:r>
+      <w:r>
+        <w:t xml:space="preserve"> Tobacco and alcohol use, prevalent in 20-</w:t>
       </w:r>
       <w:r>
         <w:lastRenderedPageBreak/>
-        <w:t>20-30% of men in high-burden states, further impair immunity and complicate treatment adherence [9].</w:t>
+        <w:t>30% of men in high-burden states, further impair immunity and complicate treatment adherence</w:t>
+      </w:r>
+      <w:r>
+        <w:t>.</w:t>
+      </w:r>
+      <w:r>
+        <w:rPr>
+          <w:vertAlign w:val="superscript"/>
+        </w:rPr>
+        <w:t xml:space="preserve"> </w:t>
+      </w:r>
+      <w:r>
+        <w:rPr>
+          <w:vertAlign w:val="superscript"/>
+        </w:rPr>
+        <w:t>9</w:t>
       </w:r>
     </w:p>
     <w:p>
       <w:r>
-        <w:t>Healthcare access remains a critical barrier: rural populations, comprising 70% of India's TB cases, often face long travel times to diagnostic facilities, high out-of-pocket costs, and stigma [10]. Private-sector dominance in TB care (over 50% of cases) exacerbates inequities, as informal providers may not report cases or provide adequate treatment [11]. Addressing these determinants requires integrated interventions, such as nutritional support programs, cash transfers for vulnerable households, and expanded primary healthcare networks to bridge the gap between incidence and detection.</w:t>
+        <w:t>Healthcare access remains a critical barrier: rural populations, comprising 70% of India's TB cases, often face long travel times to diagnostic facilities, high out-of-pocket costs, and stigma.</w:t>
+      </w:r>
+      <w:r>
+        <w:rPr>
+          <w:vertAlign w:val="superscript"/>
+        </w:rPr>
+        <w:t>10</w:t>
+      </w:r>
+      <w:r>
+        <w:t xml:space="preserve"> Private-sector dominance in TB care (over 50% of cases) exacerbates inequities, as informal providers may not report cases or provide adequate treatment.</w:t>
+      </w:r>
+      <w:r>
+        <w:rPr>
+          <w:vertAlign w:val="superscript"/>
+        </w:rPr>
+        <w:t xml:space="preserve"> </w:t>
+      </w:r>
+      <w:r>
+        <w:rPr>
+          <w:vertAlign w:val="superscript"/>
+        </w:rPr>
+        <w:t>11</w:t>
+      </w:r>
+      <w:r>
+        <w:t xml:space="preserve"> Addressing these determinants requires integrated interventions, such as nutritional support programs, cash transfers for vulnerable households, and expanded primary healthcare networks to bridge the gap between incidence and detection.</w:t>
       </w:r>
     </w:p>
     <w:p>
@@ -4186,7 +4652,52 @@
     </w:p>
     <w:p>
       <w:r>
-        <w:t xml:space="preserve">India accounts for about 27% of global multidrug-resistant TB (MDR-TB) cases, with an estimated 124,000 incident cases in 2023 [1]. MDR-TB complicates treatment, requiring longer regimens (18-24 months) and more expensive drugs, often leading to poorer outcomes. Detection of drug resistance remains low, at around 60% globally, but India's Ni-kshay system has improved surveillance [2]. States like Maharashtra and Gujarat report higher MDR rates, correlating with private-sector over-reliance and inadequate infection control [18]. Addressing MDR-TB requires universal drug-susceptibility testing, shorter regimens like </w:t>
+        <w:t>India accounts for about 27% of global multidrug-resistant TB (MDR-TB) cases, with an estimated 124,000 incident cases in 2023</w:t>
+      </w:r>
+      <w:r>
+        <w:t>.</w:t>
+      </w:r>
+      <w:r>
+        <w:rPr>
+          <w:vertAlign w:val="superscript"/>
+        </w:rPr>
+        <w:t xml:space="preserve"> </w:t>
+      </w:r>
+      <w:r>
+        <w:rPr>
+          <w:vertAlign w:val="superscript"/>
+        </w:rPr>
+        <w:t>1</w:t>
+      </w:r>
+      <w:r>
+        <w:t xml:space="preserve"> MDR-TB complicates treatment, requiring longer regimens (18-24 months) and more expensive drugs, often leading to poorer outcomes. Detection of drug resistance remains low, at around 60% globally, but India's Ni-kshay system has improved surveillance</w:t>
+      </w:r>
+      <w:r>
+        <w:t>.</w:t>
+      </w:r>
+      <w:r>
+        <w:rPr>
+          <w:vertAlign w:val="superscript"/>
+        </w:rPr>
+        <w:t>2</w:t>
+      </w:r>
+      <w:r>
+        <w:t xml:space="preserve"> States like Maharashtra and Gujarat report higher MDR rates, correlating with private-sector over-reliance and inadequate infection control</w:t>
+      </w:r>
+      <w:r>
+        <w:t>.</w:t>
+      </w:r>
+      <w:r>
+        <w:rPr>
+          <w:vertAlign w:val="superscript"/>
+        </w:rPr>
+        <w:t>18</w:t>
+      </w:r>
+      <w:r>
+        <w:t xml:space="preserve"> </w:t>
+      </w:r>
+      <w:r>
+        <w:t xml:space="preserve">Addressing MDR-TB requires universal drug-susceptibility testing, shorter regimens like </w:t>
       </w:r>
       <w:proofErr w:type="spellStart"/>
       <w:r>
@@ -4213,13 +4724,39 @@
         <w:t>s</w:t>
       </w:r>
       <w:r>
-        <w:t xml:space="preserve"> point estimates but lacks uncertainty quantification. A Bayesian extension could incorporate priors from WHO regional estimates or IHME data, yielding credible intervals for state incidence and detection [13]. WHO 2024 data </w:t>
+        <w:t xml:space="preserve"> point estimates but lacks uncertainty quantification. A Bayesian extension could incorporate </w:t>
+      </w:r>
+      <w:proofErr w:type="gramStart"/>
+      <w:r>
+        <w:t>priors</w:t>
+      </w:r>
+      <w:proofErr w:type="gramEnd"/>
+      <w:r>
+        <w:t xml:space="preserve"> from WHO regional estimates or IHME data, yielding credible intervals for state incidence and detection.</w:t>
+      </w:r>
+      <w:r>
+        <w:rPr>
+          <w:vertAlign w:val="superscript"/>
+        </w:rPr>
+        <w:t>13</w:t>
+      </w:r>
+      <w:r>
+        <w:t xml:space="preserve"> WHO 2024 data </w:t>
       </w:r>
       <w:r>
         <w:t>include</w:t>
       </w:r>
       <w:r>
-        <w:t xml:space="preserve"> uncertainty bounds (e.g., incidence estimates with low/high ranges), which can inform prior distributions. For instance, state-level priors could be derived from regional averages, with variances based on WHO's reported confidence intervals. IHME provides alternative estimates with uncertainty metrics, allowing cross-validation [18].</w:t>
+        <w:t xml:space="preserve"> uncertainty bounds (e.g., incidence estimates with low/high ranges), which can inform prior distributions. For instance, state-level priors could be derived from regional averages, with variances based on WHO's reported confidence intervals. IHME provides alternative estimates with uncertainty metrics, allowing cross-validation</w:t>
+      </w:r>
+      <w:r>
+        <w:t>.</w:t>
+      </w:r>
+      <w:r>
+        <w:rPr>
+          <w:vertAlign w:val="superscript"/>
+        </w:rPr>
+        <w:t>18</w:t>
       </w:r>
     </w:p>
     <w:p>
@@ -4230,66 +4767,56 @@
         <w:t>extension</w:t>
       </w:r>
       <w:r>
-        <w:t xml:space="preserve"> using WHO 2023 incidence bounds as priors (normal distribution with mean 80.48 and std 3.67 per 100,000, derived from [73.04, 87.48] 95% CI). Assuming a Poisson likelihood for observed notifications, the posterior credible interval remains [73.04, 87.48] per 100,000, reflecting the strong influence of prior uncertainty. This ±9% variation around the mean underscores the value of Bayesian methods for risk assessment, particularly when integrating multiple data sources to reduce uncertainty in state-level estimates.</w:t>
+        <w:t xml:space="preserve"> using WHO 2023 incidence bounds as priors (normal distribution with mean 80.48 and std 3.67 per 100,000, derived from [73.04, 87.48] 95% CI). Assuming a Poisson likelihood for observed notifications, the posterior credible interval remains [73.04, 87.48] per 100,000, reflecting the strong influence of prior uncertainty. This ±9% variation around the </w:t>
+      </w:r>
+      <w:proofErr w:type="gramStart"/>
+      <w:r>
+        <w:t>mean</w:t>
+      </w:r>
+      <w:proofErr w:type="gramEnd"/>
+      <w:r>
+        <w:t xml:space="preserve"> underscores the value of Bayesian methods for risk assessment, particularly when integrating multiple data sources to reduce uncertainty in state-level estimates.</w:t>
       </w:r>
     </w:p>
     <w:p>
       <w:pPr>
         <w:spacing w:before="100" w:beforeAutospacing="1" w:after="100" w:afterAutospacing="1" w:line="240" w:lineRule="auto"/>
-        <w:rPr>
-          <w:rFonts w:ascii="Times New Roman" w:eastAsia="Times New Roman" w:hAnsi="Times New Roman" w:cs="Times New Roman"/>
-          <w:sz w:val="24"/>
-          <w:szCs w:val="24"/>
-          <w:lang w:val="en-IN" w:eastAsia="en-IN" w:bidi="kn-IN"/>
-        </w:rPr>
-      </w:pPr>
-      <w:r>
-        <w:rPr>
-          <w:rFonts w:ascii="Times New Roman" w:eastAsia="Times New Roman" w:hAnsi="Times New Roman" w:cs="Times New Roman"/>
-          <w:sz w:val="24"/>
-          <w:szCs w:val="24"/>
-          <w:lang w:val="en-IN" w:eastAsia="en-IN" w:bidi="kn-IN"/>
-        </w:rPr>
+      </w:pPr>
+      <w:r>
         <w:t xml:space="preserve">Using PyMC3 or Stan, we could model the detection process with priors informed by WHO uncertainty bounds. Let </w:t>
       </w:r>
       <m:oMath>
         <m:r>
           <w:rPr>
-            <w:rFonts w:ascii="Cambria Math" w:eastAsia="Times New Roman" w:hAnsi="Cambria Math" w:cs="Times New Roman"/>
-            <w:sz w:val="24"/>
-            <w:szCs w:val="24"/>
-            <w:lang w:val="en-IN" w:eastAsia="en-IN" w:bidi="kn-IN"/>
+            <w:rFonts w:ascii="Cambria Math" w:hAnsi="Cambria Math"/>
           </w:rPr>
           <m:t>s</m:t>
         </m:r>
+        <m:r>
+          <w:rPr>
+            <w:rFonts w:ascii="Cambria Math" w:hAnsi="Cambria Math"/>
+          </w:rPr>
+          <m:t xml:space="preserve"> </m:t>
+        </m:r>
       </m:oMath>
       <w:r>
-        <w:rPr>
-          <w:rFonts w:ascii="Times New Roman" w:eastAsia="Times New Roman" w:hAnsi="Times New Roman" w:cs="Times New Roman"/>
-          <w:sz w:val="24"/>
-          <w:szCs w:val="24"/>
-          <w:lang w:val="en-IN" w:eastAsia="en-IN" w:bidi="kn-IN"/>
-        </w:rPr>
         <w:t xml:space="preserve">index states and </w:t>
       </w:r>
       <m:oMath>
         <m:r>
           <w:rPr>
-            <w:rFonts w:ascii="Cambria Math" w:eastAsia="Times New Roman" w:hAnsi="Cambria Math" w:cs="Times New Roman"/>
-            <w:sz w:val="24"/>
-            <w:szCs w:val="24"/>
-            <w:lang w:val="en-IN" w:eastAsia="en-IN" w:bidi="kn-IN"/>
+            <w:rFonts w:ascii="Cambria Math" w:hAnsi="Cambria Math"/>
           </w:rPr>
           <m:t>t</m:t>
         </m:r>
+        <m:r>
+          <w:rPr>
+            <w:rFonts w:ascii="Cambria Math" w:hAnsi="Cambria Math"/>
+          </w:rPr>
+          <m:t xml:space="preserve"> </m:t>
+        </m:r>
       </m:oMath>
       <w:r>
-        <w:rPr>
-          <w:rFonts w:ascii="Times New Roman" w:eastAsia="Times New Roman" w:hAnsi="Times New Roman" w:cs="Times New Roman"/>
-          <w:sz w:val="24"/>
-          <w:szCs w:val="24"/>
-          <w:lang w:val="en-IN" w:eastAsia="en-IN" w:bidi="kn-IN"/>
-        </w:rPr>
         <w:t>index years. The model specifies priors:</w:t>
       </w:r>
     </w:p>
@@ -4527,6 +5054,9 @@
             <m:t>.</m:t>
           </m:r>
           <m:r>
+            <m:rPr>
+              <m:sty m:val="p"/>
+            </m:rPr>
             <w:rPr>
               <w:rFonts w:ascii="Cambria Math" w:eastAsia="Times New Roman" w:hAnsi="Cambria Math" w:cs="Times New Roman"/>
               <w:sz w:val="24"/>
@@ -4555,7 +5085,6 @@
           <w:szCs w:val="24"/>
           <w:lang w:val="en-IN" w:eastAsia="en-IN" w:bidi="kn-IN"/>
         </w:rPr>
-        <w:lastRenderedPageBreak/>
         <w:t>The detection probability is modelled using a logistic link:</w:t>
       </w:r>
     </w:p>
@@ -4857,6 +5386,9 @@
             <m:t>.</m:t>
           </m:r>
           <m:r>
+            <m:rPr>
+              <m:sty m:val="p"/>
+            </m:rPr>
             <w:rPr>
               <w:rFonts w:ascii="Cambria Math" w:eastAsia="Times New Roman" w:hAnsi="Cambria Math" w:cs="Times New Roman"/>
               <w:sz w:val="24"/>
@@ -4879,13 +5411,16 @@
         </w:rPr>
       </w:pPr>
       <w:r>
+        <w:t>Incidence is linked to notifications through</w:t>
+      </w:r>
+      <w:r>
         <w:rPr>
           <w:rFonts w:ascii="Times New Roman" w:eastAsia="Times New Roman" w:hAnsi="Times New Roman" w:cs="Times New Roman"/>
           <w:sz w:val="24"/>
           <w:szCs w:val="24"/>
           <w:lang w:val="en-IN" w:eastAsia="en-IN" w:bidi="kn-IN"/>
         </w:rPr>
-        <w:t>Incidence is linked to notifications through:</w:t>
+        <w:t>:</w:t>
       </w:r>
     </w:p>
     <w:p>
@@ -5043,6 +5578,9 @@
             <m:t>.</m:t>
           </m:r>
           <m:r>
+            <m:rPr>
+              <m:sty m:val="p"/>
+            </m:rPr>
             <w:rPr>
               <w:rFonts w:ascii="Cambria Math" w:eastAsia="Times New Roman" w:hAnsi="Cambria Math" w:cs="Times New Roman"/>
               <w:sz w:val="24"/>
@@ -5057,20 +5595,8 @@
     <w:p>
       <w:pPr>
         <w:spacing w:before="100" w:beforeAutospacing="1" w:after="100" w:afterAutospacing="1" w:line="240" w:lineRule="auto"/>
-        <w:rPr>
-          <w:rFonts w:ascii="Times New Roman" w:eastAsia="Times New Roman" w:hAnsi="Times New Roman" w:cs="Times New Roman"/>
-          <w:sz w:val="24"/>
-          <w:szCs w:val="24"/>
-          <w:lang w:val="en-IN" w:eastAsia="en-IN" w:bidi="kn-IN"/>
-        </w:rPr>
-      </w:pPr>
-      <w:r>
-        <w:rPr>
-          <w:rFonts w:ascii="Times New Roman" w:eastAsia="Times New Roman" w:hAnsi="Times New Roman" w:cs="Times New Roman"/>
-          <w:sz w:val="24"/>
-          <w:szCs w:val="24"/>
-          <w:lang w:val="en-IN" w:eastAsia="en-IN" w:bidi="kn-IN"/>
-        </w:rPr>
+      </w:pPr>
+      <w:r>
         <w:t>The observed WHO incidence enters through a Poisson likelihood:</w:t>
       </w:r>
     </w:p>
@@ -5081,10 +5607,7 @@
             <m:sSubPr>
               <m:ctrlPr>
                 <w:rPr>
-                  <w:rFonts w:ascii="Cambria Math" w:eastAsia="Times New Roman" w:hAnsi="Cambria Math" w:cs="Times New Roman"/>
-                  <w:sz w:val="24"/>
-                  <w:szCs w:val="24"/>
-                  <w:lang w:val="en-IN" w:eastAsia="en-IN" w:bidi="kn-IN"/>
+                  <w:rFonts w:ascii="Cambria Math" w:hAnsi="Cambria Math"/>
                 </w:rPr>
               </m:ctrlPr>
             </m:sSubPr>
@@ -5093,33 +5616,24 @@
                 <m:rPr>
                   <m:nor/>
                 </m:rPr>
-                <w:rPr>
-                  <w:rFonts w:ascii="Times New Roman" w:eastAsia="Times New Roman" w:hAnsi="Times New Roman" w:cs="Times New Roman"/>
-                  <w:sz w:val="24"/>
-                  <w:szCs w:val="24"/>
-                  <w:lang w:val="en-IN" w:eastAsia="en-IN" w:bidi="kn-IN"/>
-                </w:rPr>
                 <m:t>WHO incidence</m:t>
               </m:r>
             </m:e>
             <m:sub>
               <m:r>
                 <w:rPr>
-                  <w:rFonts w:ascii="Cambria Math" w:eastAsia="Times New Roman" w:hAnsi="Cambria Math" w:cs="Times New Roman"/>
-                  <w:sz w:val="24"/>
-                  <w:szCs w:val="24"/>
-                  <w:lang w:val="en-IN" w:eastAsia="en-IN" w:bidi="kn-IN"/>
+                  <w:rFonts w:ascii="Cambria Math" w:hAnsi="Cambria Math"/>
                 </w:rPr>
                 <m:t>t</m:t>
               </m:r>
             </m:sub>
           </m:sSub>
           <m:r>
+            <m:rPr>
+              <m:sty m:val="p"/>
+            </m:rPr>
             <w:rPr>
-              <w:rFonts w:ascii="Cambria Math" w:eastAsia="Times New Roman" w:hAnsi="Cambria Math" w:cs="Times New Roman"/>
-              <w:sz w:val="24"/>
-              <w:szCs w:val="24"/>
-              <w:lang w:val="en-IN" w:eastAsia="en-IN" w:bidi="kn-IN"/>
+              <w:rFonts w:ascii="Cambria Math" w:hAnsi="Cambria Math"/>
             </w:rPr>
             <m:t>∼</m:t>
           </m:r>
@@ -5127,20 +5641,14 @@
             <m:rPr>
               <m:nor/>
             </m:rPr>
-            <w:rPr>
-              <w:rFonts w:ascii="Times New Roman" w:eastAsia="Times New Roman" w:hAnsi="Times New Roman" w:cs="Times New Roman"/>
-              <w:sz w:val="24"/>
-              <w:szCs w:val="24"/>
-              <w:lang w:val="en-IN" w:eastAsia="en-IN" w:bidi="kn-IN"/>
-            </w:rPr>
             <m:t>Poisson</m:t>
           </m:r>
           <m:r>
+            <m:rPr>
+              <m:sty m:val="p"/>
+            </m:rPr>
             <w:rPr>
-              <w:rFonts w:ascii="Cambria Math" w:eastAsia="Times New Roman" w:hAnsi="Cambria Math" w:cs="Times New Roman"/>
-              <w:sz w:val="24"/>
-              <w:szCs w:val="24"/>
-              <w:lang w:val="en-IN" w:eastAsia="en-IN" w:bidi="kn-IN"/>
+              <w:rFonts w:ascii="Cambria Math" w:hAnsi="Cambria Math"/>
             </w:rPr>
             <m:t>(</m:t>
           </m:r>
@@ -5148,20 +5656,14 @@
             <m:sSubPr>
               <m:ctrlPr>
                 <w:rPr>
-                  <w:rFonts w:ascii="Cambria Math" w:eastAsia="Times New Roman" w:hAnsi="Cambria Math" w:cs="Times New Roman"/>
-                  <w:sz w:val="24"/>
-                  <w:szCs w:val="24"/>
-                  <w:lang w:val="en-IN" w:eastAsia="en-IN" w:bidi="kn-IN"/>
+                  <w:rFonts w:ascii="Cambria Math" w:hAnsi="Cambria Math"/>
                 </w:rPr>
               </m:ctrlPr>
             </m:sSubPr>
             <m:e>
               <m:r>
                 <w:rPr>
-                  <w:rFonts w:ascii="Cambria Math" w:eastAsia="Times New Roman" w:hAnsi="Cambria Math" w:cs="Times New Roman"/>
-                  <w:sz w:val="24"/>
-                  <w:szCs w:val="24"/>
-                  <w:lang w:val="en-IN" w:eastAsia="en-IN" w:bidi="kn-IN"/>
+                  <w:rFonts w:ascii="Cambria Math" w:hAnsi="Cambria Math"/>
                 </w:rPr>
                 <m:t>λ</m:t>
               </m:r>
@@ -5169,37 +5671,40 @@
             <m:sub>
               <m:r>
                 <w:rPr>
-                  <w:rFonts w:ascii="Cambria Math" w:eastAsia="Times New Roman" w:hAnsi="Cambria Math" w:cs="Times New Roman"/>
-                  <w:sz w:val="24"/>
-                  <w:szCs w:val="24"/>
-                  <w:lang w:val="en-IN" w:eastAsia="en-IN" w:bidi="kn-IN"/>
+                  <w:rFonts w:ascii="Cambria Math" w:hAnsi="Cambria Math"/>
                 </w:rPr>
-                <m:t>s,t</m:t>
+                <m:t>s</m:t>
+              </m:r>
+              <m:r>
+                <m:rPr>
+                  <m:sty m:val="p"/>
+                </m:rPr>
+                <w:rPr>
+                  <w:rFonts w:ascii="Cambria Math" w:hAnsi="Cambria Math"/>
+                </w:rPr>
+                <m:t>,</m:t>
+              </m:r>
+              <m:r>
+                <w:rPr>
+                  <w:rFonts w:ascii="Cambria Math" w:hAnsi="Cambria Math"/>
+                </w:rPr>
+                <m:t>t</m:t>
               </m:r>
             </m:sub>
           </m:sSub>
           <m:r>
+            <m:rPr>
+              <m:sty m:val="p"/>
+            </m:rPr>
             <w:rPr>
-              <w:rFonts w:ascii="Cambria Math" w:eastAsia="Times New Roman" w:hAnsi="Cambria Math" w:cs="Times New Roman"/>
-              <w:sz w:val="24"/>
-              <w:szCs w:val="24"/>
-              <w:lang w:val="en-IN" w:eastAsia="en-IN" w:bidi="kn-IN"/>
+              <w:rFonts w:ascii="Cambria Math" w:hAnsi="Cambria Math"/>
             </w:rPr>
-            <m:t>)</m:t>
+            <m:t>).</m:t>
           </m:r>
           <m:r>
             <m:rPr>
               <m:sty m:val="p"/>
             </m:rPr>
-            <w:rPr>
-              <w:rFonts w:ascii="Cambria Math" w:eastAsia="Times New Roman" w:hAnsi="Cambria Math" w:cs="Times New Roman"/>
-              <w:sz w:val="24"/>
-              <w:szCs w:val="24"/>
-              <w:lang w:val="en-IN" w:eastAsia="en-IN" w:bidi="kn-IN"/>
-            </w:rPr>
-            <m:t>.</m:t>
-          </m:r>
-          <m:r>
             <w:rPr>
               <w:rFonts w:ascii="Cambria Math" w:eastAsia="Times New Roman" w:hAnsi="Cambria Math" w:cs="Times New Roman"/>
               <w:sz w:val="24"/>
@@ -5747,11 +6252,7 @@
         <w:t>)</w:t>
       </w:r>
       <w:r>
-        <w:t xml:space="preserve"> for all states. </w:t>
-      </w:r>
-      <w:r>
-        <w:lastRenderedPageBreak/>
-        <w:t>Data for such priors is available from WHO API and IHME sources, as demonstrated in our fetch script.</w:t>
+        <w:t xml:space="preserve"> for all states. Data for such priors is available from WHO API and IHME sources, as demonstrated in our fetch script.</w:t>
       </w:r>
     </w:p>
     <w:p>
@@ -5759,6 +6260,7 @@
         <w:pStyle w:val="Heading2"/>
       </w:pPr>
       <w:r>
+        <w:lastRenderedPageBreak/>
         <w:t>8. Discussion</w:t>
       </w:r>
     </w:p>
@@ -5776,7 +6278,43 @@
         <w:t xml:space="preserve">, </w:t>
       </w:r>
       <w:r>
-        <w:t>shows that India's TB programme can recover from pandemic disruptions, yet large state-level gaps persist. Bihar (57% detection) and Madhya Pradesh (75%) exemplify this duality: both have scaled case finding but still lag in comorbidity management, private-sector integration, and risk-factor mitigation. Our results demonstrate that states with higher cascade scores (DM/tobacco/alcohol screening and linkage) reliably achieve ≥95% detection, validating the Central TB Division's emphasis on differentiated TB care and PPSA-led private engagement [1–4,15,16]. Conversely, NFHS-5 risk profiles reveal concentrated burdens of malnutrition, anemia, and energy poverty in the eastern corridor, mirroring prior studies linking social determinants to persistent TB transmission [6–12].</w:t>
+        <w:t>shows that India's TB programme can recover from pandemic disruptions, yet large state-level gaps persist. Bihar (57% detection) and Madhya Pradesh (75%) exemplify this duality: both have scaled case finding but still lag in comorbidity management, private-sector integration, and risk-factor mitigation. Our results demonstrate that states with higher cascade scores (DM/tobacco/alcohol screening and linkage) reliably achieve ≥95% detection, validating the Central TB Division's emphasis on differentiated TB care and PPSA-led private engagement</w:t>
+      </w:r>
+      <w:r>
+        <w:t>.</w:t>
+      </w:r>
+      <w:r>
+        <w:rPr>
+          <w:vertAlign w:val="superscript"/>
+        </w:rPr>
+        <w:t xml:space="preserve"> </w:t>
+      </w:r>
+      <w:r>
+        <w:rPr>
+          <w:vertAlign w:val="superscript"/>
+        </w:rPr>
+        <w:t xml:space="preserve">1-3, </w:t>
+      </w:r>
+      <w:r>
+        <w:rPr>
+          <w:vertAlign w:val="superscript"/>
+        </w:rPr>
+        <w:t>15, 16</w:t>
+      </w:r>
+      <w:r>
+        <w:t xml:space="preserve"> </w:t>
+      </w:r>
+      <w:r>
+        <w:t>Conversely, NFHS-5 risk profiles reveal concentrated burdens of malnutrition, anemia, and energy poverty in the eastern corridor, mirroring prior studies linking social determinants to persistent TB transmission</w:t>
+      </w:r>
+      <w:r>
+        <w:t>.</w:t>
+      </w:r>
+      <w:r>
+        <w:rPr>
+          <w:vertAlign w:val="superscript"/>
+        </w:rPr>
+        <w:t>6-12</w:t>
       </w:r>
     </w:p>
     <w:p>
@@ -5804,7 +6342,13 @@
     </w:p>
     <w:p>
       <w:r>
-        <w:t>Trends analysis from WHO data (Table 1) shows India's incidence declining 42% from 2014 to 2023, faster than the global 15% drop, reflecting effective program implementation. However, detection rates lagged globally until 2022, explaining residual gaps. The 2021 incidence spike (54% increase) highlights COVID-19 vulnerabilities, necessitating resilient systems. Bayesian insights indicate ±9% uncertainty in estimates, urging cautious interpretation. Globally, India's progress contributes to regional goals, but with worldwide detection at 78% in 2024, high-burden countries must intensify efforts for End TB targets [1].</w:t>
+        <w:t>Trends analysis from WHO data (Table 1) shows India's incidence declining 42% from 2014 to 2023, faster than the global 15% drop, reflecting effective program implementation. However, detection rates lagged globally until 2022, explaining residual gaps. The 2021 incidence spike (54% increase) highlights COVID-19 vulnerabilities, necessitating resilient systems. Bayesian insights indicate ±9% uncertainty in estimates, urging cautious interpretation. Globally, India's progress contributes to regional goals, but with worldwide detection at 78% in 2024, high-burden countries must intensify efforts for End TB targets.</w:t>
+      </w:r>
+      <w:r>
+        <w:rPr>
+          <w:vertAlign w:val="superscript"/>
+        </w:rPr>
+        <w:t>1</w:t>
       </w:r>
     </w:p>
     <w:p>
@@ -5855,11 +6399,28 @@
     </w:p>
     <w:p>
       <w:r>
-        <w:t xml:space="preserve">Projecting forward, if current trends continue, India could achieve 95% detection by 2030, reducing missed cases to under 100,000 annually. However, interventions like AI-assisted </w:t>
-      </w:r>
-      <w:r>
-        <w:lastRenderedPageBreak/>
-        <w:t>chest X-ray screening could accelerate progress: pilot studies in India show 20-30% increase in case detection [19]. Scaling Ni-kshay Mitra to all high-burden districts and integrating with Ayushman Bharat could bridge gaps. Economically, each missed case costs ~$1,000 in treatment and productivity loss, justifying investments in prevention [20].</w:t>
+        <w:t>Projecting forward, if current trends continue, India could achieve 95% detection by 2030, reducing missed cases to under 100,000 annually. However, interventions like AI-assisted chest X-ray screening could accelerate progress: pilot studies in India show 20-30% increase in case detection</w:t>
+      </w:r>
+      <w:r>
+        <w:t>.</w:t>
+      </w:r>
+      <w:r>
+        <w:rPr>
+          <w:vertAlign w:val="superscript"/>
+        </w:rPr>
+        <w:t>19</w:t>
+      </w:r>
+      <w:r>
+        <w:t xml:space="preserve"> Scaling Ni-kshay Mitra to all high-burden districts and integrating with Ayushman Bharat could bridge gaps. Economically, each missed case costs ~$1,000 in treatment and productivity loss, justifying investments in prevention</w:t>
+      </w:r>
+      <w:r>
+        <w:t>.</w:t>
+      </w:r>
+      <w:r>
+        <w:rPr>
+          <w:vertAlign w:val="superscript"/>
+        </w:rPr>
+        <w:t>20</w:t>
       </w:r>
     </w:p>
     <w:p>
@@ -5867,6 +6428,7 @@
         <w:pStyle w:val="Heading2"/>
       </w:pPr>
       <w:r>
+        <w:lastRenderedPageBreak/>
         <w:t>11. Key Findings Summary</w:t>
       </w:r>
     </w:p>
@@ -6000,82 +6562,126 @@
       </w:r>
     </w:p>
     <w:p>
-      <w:r>
-        <w:t>Based on our analysis, we recommend the following for policymakers, health practitioners, and researchers:</w:t>
+      <w:pPr>
+        <w:pStyle w:val="ListBullet"/>
+        <w:numPr>
+          <w:ilvl w:val="0"/>
+          <w:numId w:val="15"/>
+        </w:numPr>
+      </w:pPr>
+      <w:r>
+        <w:t>Prioritize High-Gap States:</w:t>
+      </w:r>
+      <w:r>
+        <w:t xml:space="preserve"> Intensify surveillance and active case finding in Bihar, Uttar Pradesh, and Madhya Pradesh, supported by Ni-kshay Mitra and AI-enabled screening tools.</w:t>
       </w:r>
     </w:p>
     <w:p>
       <w:pPr>
-        <w:pStyle w:val="ListNumber"/>
+        <w:pStyle w:val="ListBullet"/>
         <w:numPr>
           <w:ilvl w:val="0"/>
-          <w:numId w:val="11"/>
+          <w:numId w:val="15"/>
         </w:numPr>
       </w:pPr>
       <w:r>
-        <w:t>Strengthen Surveillance in High-Gap States: Prioritize Bihar, Uttar Pradesh, and Madhya Pradesh with targeted active case finding, leveraging Ni-kshay Mitra networks and AI-assisted diagnostics to capture missed cases.</w:t>
+        <w:t>Address Social Determinants:</w:t>
+      </w:r>
+      <w:r>
+        <w:t xml:space="preserve"> Integrate nutritional support, clean fuel access, and poverty-reduction measures based on NFHS-5 vulnerabilities.</w:t>
       </w:r>
     </w:p>
     <w:p>
       <w:pPr>
-        <w:pStyle w:val="ListNumber"/>
-      </w:pPr>
-      <w:r>
-        <w:t>Integrate Socioeconomic Interventions: Address TB determinants through multisectoral approaches, including nutritional support, clean fuel subsidies, and poverty alleviation programs linked to NFHS-5 data.</w:t>
+        <w:pStyle w:val="ListBullet"/>
+        <w:numPr>
+          <w:ilvl w:val="0"/>
+          <w:numId w:val="15"/>
+        </w:numPr>
+      </w:pPr>
+      <w:r>
+        <w:t>Improve MDR-TB Control:</w:t>
+      </w:r>
+      <w:r>
+        <w:t xml:space="preserve"> Expand universal drug-susceptibility testing and implement shorter regimens such as </w:t>
+      </w:r>
+      <w:proofErr w:type="spellStart"/>
+      <w:r>
+        <w:t>BPaL</w:t>
+      </w:r>
+      <w:proofErr w:type="spellEnd"/>
+      <w:r>
+        <w:t>/M.</w:t>
       </w:r>
     </w:p>
     <w:p>
       <w:pPr>
-        <w:pStyle w:val="ListNumber"/>
-      </w:pPr>
-      <w:r>
-        <w:lastRenderedPageBreak/>
-        <w:t xml:space="preserve">Enhance MDR-TB Management: Scale universal drug-susceptibility testing and shorter regimens (e.g., </w:t>
-      </w:r>
-      <w:proofErr w:type="spellStart"/>
-      <w:r>
-        <w:t>BPaL</w:t>
-      </w:r>
-      <w:proofErr w:type="spellEnd"/>
-      <w:r>
-        <w:t>/M) to reduce the 27% global MDR-TB burden attributable to India.</w:t>
+        <w:pStyle w:val="ListBullet"/>
+        <w:numPr>
+          <w:ilvl w:val="0"/>
+          <w:numId w:val="15"/>
+        </w:numPr>
+      </w:pPr>
+      <w:r>
+        <w:t>Use Bayesian Decision Tools:</w:t>
+      </w:r>
+      <w:r>
+        <w:t xml:space="preserve"> Apply uncertainty-based modelling for better resource allocation in low-detection settings.</w:t>
       </w:r>
     </w:p>
     <w:p>
       <w:pPr>
-        <w:pStyle w:val="ListNumber"/>
-      </w:pPr>
-      <w:r>
-        <w:t>Adopt Bayesian Frameworks: Use uncertainty quantification for robust decision-making, especially in resource allocation for low-detection areas.</w:t>
+        <w:pStyle w:val="ListBullet"/>
+        <w:numPr>
+          <w:ilvl w:val="0"/>
+          <w:numId w:val="15"/>
+        </w:numPr>
+      </w:pPr>
+      <w:r>
+        <w:t>Annual Data-Driven Monitoring:</w:t>
+      </w:r>
+      <w:r>
+        <w:t xml:space="preserve"> Update analyses using WHO and national datasets to track progress toward 95% detection.</w:t>
       </w:r>
     </w:p>
     <w:p>
       <w:pPr>
-        <w:pStyle w:val="ListNumber"/>
-      </w:pPr>
-      <w:r>
-        <w:t>Monitor Progress with Data Pipelines: Annual updates using WHO and national data to ensure adaptive strategies toward 95% detection by 2030.</w:t>
+        <w:pStyle w:val="ListBullet"/>
+        <w:numPr>
+          <w:ilvl w:val="0"/>
+          <w:numId w:val="15"/>
+        </w:numPr>
+      </w:pPr>
+      <w:r>
+        <w:t>Strengthen Public-Private Engagement:</w:t>
+      </w:r>
+      <w:r>
+        <w:t xml:space="preserve"> Scale PPSA models to improve private-sector reporting and treatment quality.</w:t>
       </w:r>
     </w:p>
     <w:p>
       <w:pPr>
-        <w:pStyle w:val="ListNumber"/>
-      </w:pPr>
-      <w:r>
-        <w:t>Foster Public-Private Partnerships: Engage private providers through PPSAs to improve reporting and treatment outcomes.</w:t>
+        <w:pStyle w:val="Heading2"/>
+      </w:pPr>
+      <w:r>
+        <w:lastRenderedPageBreak/>
+        <w:t>Abbreviations</w:t>
       </w:r>
     </w:p>
     <w:p>
-      <w:r>
-        <w:t>These recommendations aim to maximize impact by focusing on evidence-based, feasible actions that align with WHO End TB targets and India's NTEP.</w:t>
+      <w:pPr>
+        <w:pStyle w:val="ListBullet"/>
+      </w:pPr>
+      <w:r>
+        <w:t>CTD: Central TB Division</w:t>
       </w:r>
     </w:p>
     <w:p>
       <w:pPr>
-        <w:pStyle w:val="Heading2"/>
-      </w:pPr>
-      <w:r>
-        <w:t>Abbreviations</w:t>
+        <w:pStyle w:val="ListBullet"/>
+      </w:pPr>
+      <w:r>
+        <w:t>DM: Diabetes Mellitus</w:t>
       </w:r>
     </w:p>
     <w:p>
@@ -6083,7 +6689,7 @@
         <w:pStyle w:val="ListBullet"/>
       </w:pPr>
       <w:r>
-        <w:t>CTD: Central TB Division</w:t>
+        <w:t>IHME: Institute for Health Metrics and Evaluation</w:t>
       </w:r>
     </w:p>
     <w:p>
@@ -6091,7 +6697,7 @@
         <w:pStyle w:val="ListBullet"/>
       </w:pPr>
       <w:r>
-        <w:t>DM: Diabetes Mellitus</w:t>
+        <w:t>MDR-TB: Multidrug-Resistant Tuberculosis</w:t>
       </w:r>
     </w:p>
     <w:p>
@@ -6099,7 +6705,7 @@
         <w:pStyle w:val="ListBullet"/>
       </w:pPr>
       <w:r>
-        <w:t>IHME: Institute for Health Metrics and Evaluation</w:t>
+        <w:t>NFHS: National Family Health Survey</w:t>
       </w:r>
     </w:p>
     <w:p>
@@ -6107,7 +6713,7 @@
         <w:pStyle w:val="ListBullet"/>
       </w:pPr>
       <w:r>
-        <w:t>MDR-TB: Multidrug-Resistant Tuberculosis</w:t>
+        <w:t>NTEP: National Tuberculosis Elimination Programme</w:t>
       </w:r>
     </w:p>
     <w:p>
@@ -6115,7 +6721,7 @@
         <w:pStyle w:val="ListBullet"/>
       </w:pPr>
       <w:r>
-        <w:t>NFHS: National Family Health Survey</w:t>
+        <w:t>PPSA: Patient Provider Support Agency</w:t>
       </w:r>
     </w:p>
     <w:p>
@@ -6123,7 +6729,7 @@
         <w:pStyle w:val="ListBullet"/>
       </w:pPr>
       <w:r>
-        <w:t>NTEP: National Tuberculosis Elimination Programme</w:t>
+        <w:t>TB: Tuberculosis</w:t>
       </w:r>
     </w:p>
     <w:p>
@@ -6131,28 +6737,17 @@
         <w:pStyle w:val="ListBullet"/>
       </w:pPr>
       <w:r>
-        <w:t>PPSA: Patient Provider Support Agency</w:t>
+        <w:t>WHO: World Health Organization</w:t>
       </w:r>
     </w:p>
     <w:p>
       <w:pPr>
-        <w:pStyle w:val="ListBullet"/>
-      </w:pPr>
-      <w:r>
-        <w:t>TB: Tuberculosis</w:t>
-      </w:r>
-    </w:p>
-    <w:p>
-      <w:pPr>
-        <w:pStyle w:val="ListBullet"/>
-      </w:pPr>
-      <w:r>
-        <w:t>WHO: World Health Organization</w:t>
-      </w:r>
-    </w:p>
-    <w:p>
-      <w:pPr>
         <w:pStyle w:val="Heading2"/>
+        <w:rPr>
+          <w:b w:val="0"/>
+          <w:bCs w:val="0"/>
+          <w:color w:val="auto"/>
+        </w:rPr>
       </w:pPr>
       <w:bookmarkStart w:id="0" w:name="_Hlk214968716"/>
       <w:r>
@@ -6169,6 +6764,53 @@
           <w:color w:val="auto"/>
         </w:rPr>
         <w:t>Nil</w:t>
+      </w:r>
+    </w:p>
+    <w:p>
+      <w:pPr>
+        <w:spacing w:after="160" w:line="278" w:lineRule="auto"/>
+      </w:pPr>
+      <w:r>
+        <w:rPr>
+          <w:rFonts w:asciiTheme="majorHAnsi" w:eastAsiaTheme="majorEastAsia" w:hAnsiTheme="majorHAnsi" w:cstheme="majorBidi"/>
+          <w:b/>
+          <w:bCs/>
+          <w:color w:val="4F81BD" w:themeColor="accent1"/>
+          <w:sz w:val="26"/>
+          <w:szCs w:val="26"/>
+        </w:rPr>
+        <w:t>Ethical Approval:</w:t>
+      </w:r>
+      <w:r>
+        <w:t xml:space="preserve"> N</w:t>
+      </w:r>
+      <w:r>
+        <w:t xml:space="preserve">ot required as all data </w:t>
+      </w:r>
+      <w:r>
+        <w:t>was</w:t>
+      </w:r>
+      <w:r>
+        <w:t xml:space="preserve"> aggregated and publicly available.</w:t>
+      </w:r>
+    </w:p>
+    <w:p>
+      <w:pPr>
+        <w:spacing w:after="160" w:line="278" w:lineRule="auto"/>
+      </w:pPr>
+      <w:r>
+        <w:rPr>
+          <w:rFonts w:asciiTheme="majorHAnsi" w:eastAsiaTheme="majorEastAsia" w:hAnsiTheme="majorHAnsi" w:cstheme="majorBidi"/>
+          <w:b/>
+          <w:bCs/>
+          <w:color w:val="4F81BD" w:themeColor="accent1"/>
+          <w:sz w:val="26"/>
+          <w:szCs w:val="26"/>
+        </w:rPr>
+        <w:t>Funding:</w:t>
+      </w:r>
+      <w:r>
+        <w:t xml:space="preserve"> None</w:t>
       </w:r>
     </w:p>
     <w:p>
@@ -6184,13 +6826,39 @@
         <w:t>Data Availability Statement:</w:t>
       </w:r>
       <w:r>
-        <w:t xml:space="preserve"> All data and analytical methods, scripts used for this study are available on GitHub and </w:t>
+        <w:t xml:space="preserve"> All data and analytical methods, scripts used for this study are available on GitHub </w:t>
+      </w:r>
+      <w:r>
+        <w:t>(</w:t>
+      </w:r>
+      <w:hyperlink r:id="rId11" w:history="1">
+        <w:r>
+          <w:rPr>
+            <w:rStyle w:val="Hyperlink"/>
+          </w:rPr>
+          <w:t>https://github.com/hssling/missing_tb_cases_india</w:t>
+        </w:r>
+      </w:hyperlink>
+      <w:r>
+        <w:t xml:space="preserve">) </w:t>
+      </w:r>
+      <w:r>
+        <w:t xml:space="preserve">and </w:t>
       </w:r>
       <w:r>
         <w:t>Z</w:t>
       </w:r>
       <w:r>
         <w:t>enodo</w:t>
+      </w:r>
+      <w:r>
+        <w:t xml:space="preserve"> (</w:t>
+      </w:r>
+      <w:r>
+        <w:t>https://zenodo.org/uploads/17713110</w:t>
+      </w:r>
+      <w:r>
+        <w:t>)</w:t>
       </w:r>
       <w:r>
         <w:t xml:space="preserve"> repositories maintained by the author.</w:t>
@@ -6290,7 +6958,6 @@
         <w:pStyle w:val="ListNumber"/>
       </w:pPr>
       <w:r>
-        <w:lastRenderedPageBreak/>
         <w:t xml:space="preserve">Pai M, Daftary A, Hopewell PC. Tuberculosis control needs a renewed strategy. Nat Rev Dis Primers. </w:t>
       </w:r>
       <w:proofErr w:type="gramStart"/>
@@ -6363,6 +7030,7 @@
         <w:pStyle w:val="ListNumber"/>
       </w:pPr>
       <w:r>
+        <w:lastRenderedPageBreak/>
         <w:t xml:space="preserve">Satyanarayana S, Nair SA, Chadha SS, et al. Source of TB treatment in India. </w:t>
       </w:r>
       <w:proofErr w:type="spellStart"/>
@@ -6681,7 +7349,7 @@
   <w:abstractNum w:abstractNumId="7" w15:restartNumberingAfterBreak="0">
     <w:nsid w:val="FFFFFF88"/>
     <w:multiLevelType w:val="singleLevel"/>
-    <w:tmpl w:val="D0A62B40"/>
+    <w:tmpl w:val="47527BAA"/>
     <w:lvl w:ilvl="0">
       <w:start w:val="1"/>
       <w:numFmt w:val="decimal"/>
@@ -6699,7 +7367,7 @@
   <w:abstractNum w:abstractNumId="8" w15:restartNumberingAfterBreak="0">
     <w:nsid w:val="FFFFFF89"/>
     <w:multiLevelType w:val="singleLevel"/>
-    <w:tmpl w:val="29761A62"/>
+    <w:tmpl w:val="BD1EA2F8"/>
     <w:lvl w:ilvl="0">
       <w:start w:val="1"/>
       <w:numFmt w:val="bullet"/>
@@ -6803,6 +7471,92 @@
       <w:lvlJc w:val="right"/>
       <w:pPr>
         <w:ind w:left="6480" w:hanging="180"/>
+      </w:pPr>
+    </w:lvl>
+  </w:abstractNum>
+  <w:abstractNum w:abstractNumId="10" w15:restartNumberingAfterBreak="0">
+    <w:nsid w:val="29BD7B3C"/>
+    <w:multiLevelType w:val="hybridMultilevel"/>
+    <w:tmpl w:val="EC6CA1F0"/>
+    <w:lvl w:ilvl="0" w:tplc="4009000F">
+      <w:start w:val="1"/>
+      <w:numFmt w:val="decimal"/>
+      <w:lvlText w:val="%1."/>
+      <w:lvlJc w:val="left"/>
+      <w:pPr>
+        <w:ind w:left="360" w:hanging="360"/>
+      </w:pPr>
+    </w:lvl>
+    <w:lvl w:ilvl="1" w:tplc="40090019" w:tentative="1">
+      <w:start w:val="1"/>
+      <w:numFmt w:val="lowerLetter"/>
+      <w:lvlText w:val="%2."/>
+      <w:lvlJc w:val="left"/>
+      <w:pPr>
+        <w:ind w:left="1080" w:hanging="360"/>
+      </w:pPr>
+    </w:lvl>
+    <w:lvl w:ilvl="2" w:tplc="4009001B" w:tentative="1">
+      <w:start w:val="1"/>
+      <w:numFmt w:val="lowerRoman"/>
+      <w:lvlText w:val="%3."/>
+      <w:lvlJc w:val="right"/>
+      <w:pPr>
+        <w:ind w:left="1800" w:hanging="180"/>
+      </w:pPr>
+    </w:lvl>
+    <w:lvl w:ilvl="3" w:tplc="4009000F" w:tentative="1">
+      <w:start w:val="1"/>
+      <w:numFmt w:val="decimal"/>
+      <w:lvlText w:val="%4."/>
+      <w:lvlJc w:val="left"/>
+      <w:pPr>
+        <w:ind w:left="2520" w:hanging="360"/>
+      </w:pPr>
+    </w:lvl>
+    <w:lvl w:ilvl="4" w:tplc="40090019" w:tentative="1">
+      <w:start w:val="1"/>
+      <w:numFmt w:val="lowerLetter"/>
+      <w:lvlText w:val="%5."/>
+      <w:lvlJc w:val="left"/>
+      <w:pPr>
+        <w:ind w:left="3240" w:hanging="360"/>
+      </w:pPr>
+    </w:lvl>
+    <w:lvl w:ilvl="5" w:tplc="4009001B" w:tentative="1">
+      <w:start w:val="1"/>
+      <w:numFmt w:val="lowerRoman"/>
+      <w:lvlText w:val="%6."/>
+      <w:lvlJc w:val="right"/>
+      <w:pPr>
+        <w:ind w:left="3960" w:hanging="180"/>
+      </w:pPr>
+    </w:lvl>
+    <w:lvl w:ilvl="6" w:tplc="4009000F" w:tentative="1">
+      <w:start w:val="1"/>
+      <w:numFmt w:val="decimal"/>
+      <w:lvlText w:val="%7."/>
+      <w:lvlJc w:val="left"/>
+      <w:pPr>
+        <w:ind w:left="4680" w:hanging="360"/>
+      </w:pPr>
+    </w:lvl>
+    <w:lvl w:ilvl="7" w:tplc="40090019" w:tentative="1">
+      <w:start w:val="1"/>
+      <w:numFmt w:val="lowerLetter"/>
+      <w:lvlText w:val="%8."/>
+      <w:lvlJc w:val="left"/>
+      <w:pPr>
+        <w:ind w:left="5400" w:hanging="360"/>
+      </w:pPr>
+    </w:lvl>
+    <w:lvl w:ilvl="8" w:tplc="4009001B" w:tentative="1">
+      <w:start w:val="1"/>
+      <w:numFmt w:val="lowerRoman"/>
+      <w:lvlText w:val="%9."/>
+      <w:lvlJc w:val="right"/>
+      <w:pPr>
+        <w:ind w:left="6120" w:hanging="180"/>
       </w:pPr>
     </w:lvl>
   </w:abstractNum>
@@ -6847,6 +7601,15 @@
   </w:num>
   <w:num w:numId="12" w16cid:durableId="665744769">
     <w:abstractNumId w:val="9"/>
+  </w:num>
+  <w:num w:numId="13" w16cid:durableId="1978299850">
+    <w:abstractNumId w:val="7"/>
+  </w:num>
+  <w:num w:numId="14" w16cid:durableId="18972404">
+    <w:abstractNumId w:val="7"/>
+  </w:num>
+  <w:num w:numId="15" w16cid:durableId="435638895">
+    <w:abstractNumId w:val="10"/>
   </w:num>
 </w:numbering>
 </file>
@@ -18230,6 +18993,46 @@
       </w:tcPr>
     </w:tblStylePr>
   </w:style>
+  <w:style w:type="character" w:styleId="Hyperlink">
+    <w:name w:val="Hyperlink"/>
+    <w:basedOn w:val="DefaultParagraphFont"/>
+    <w:uiPriority w:val="99"/>
+    <w:unhideWhenUsed/>
+    <w:rsid w:val="00004040"/>
+    <w:rPr>
+      <w:color w:val="0000FF" w:themeColor="hyperlink"/>
+      <w:u w:val="single"/>
+    </w:rPr>
+  </w:style>
+  <w:style w:type="character" w:styleId="UnresolvedMention">
+    <w:name w:val="Unresolved Mention"/>
+    <w:basedOn w:val="DefaultParagraphFont"/>
+    <w:uiPriority w:val="99"/>
+    <w:semiHidden/>
+    <w:unhideWhenUsed/>
+    <w:rsid w:val="00004040"/>
+    <w:rPr>
+      <w:color w:val="605E5C"/>
+      <w:shd w:val="clear" w:color="auto" w:fill="E1DFDD"/>
+    </w:rPr>
+  </w:style>
+  <w:style w:type="paragraph" w:styleId="NormalWeb">
+    <w:name w:val="Normal (Web)"/>
+    <w:basedOn w:val="Normal"/>
+    <w:uiPriority w:val="99"/>
+    <w:semiHidden/>
+    <w:unhideWhenUsed/>
+    <w:rsid w:val="00D54695"/>
+    <w:pPr>
+      <w:spacing w:before="100" w:beforeAutospacing="1" w:after="100" w:afterAutospacing="1" w:line="240" w:lineRule="auto"/>
+    </w:pPr>
+    <w:rPr>
+      <w:rFonts w:ascii="Times New Roman" w:eastAsia="Times New Roman" w:hAnsi="Times New Roman" w:cs="Times New Roman"/>
+      <w:sz w:val="24"/>
+      <w:szCs w:val="24"/>
+      <w:lang w:val="en-IN" w:eastAsia="en-IN" w:bidi="kn-IN"/>
+    </w:rPr>
+  </w:style>
 </w:styles>
 </file>
 
